--- a/All Annexure Citeria 10/10.1/Meeting-minutes-IAP/IAP_Meeting_Minutes_05_2025_22nd_February_2025.docx
+++ b/All Annexure Citeria 10/10.1/Meeting-minutes-IAP/IAP_Meeting_Minutes_05_2025_22nd_February_2025.docx
@@ -23,7 +23,7 @@
       <w:r>
         <w:drawing>
           <wp:inline xmlns:a="http://schemas.openxmlformats.org/drawingml/2006/main" xmlns:pic="http://schemas.openxmlformats.org/drawingml/2006/picture">
-            <wp:extent cx="685800" cy="685800"/>
+            <wp:extent cx="548640" cy="548640"/>
             <wp:docPr id="1" name="Picture 1"/>
             <wp:cNvGraphicFramePr>
               <a:graphicFrameLocks noChangeAspect="1"/>
@@ -44,7 +44,7 @@
                   <pic:spPr>
                     <a:xfrm>
                       <a:off x="0" y="0"/>
-                      <a:ext cx="685800" cy="685800"/>
+                      <a:ext cx="548640" cy="548640"/>
                     </a:xfrm>
                     <a:prstGeom prst="rect"/>
                   </pic:spPr>
@@ -72,22 +72,7 @@
     </w:p>
     <w:p>
       <w:pPr>
-        <w:spacing w:after="0" w:before="0"/>
-        <w:jc w:val="center"/>
-      </w:pPr>
-      <w:r>
-        <w:rPr>
-          <w:b w:val="0"/>
-          <w:i w:val="0"/>
-          <w:sz w:val="24"/>
-          <w:u w:val="none"/>
-        </w:rPr>
-        <w:t>Faculty of Engineering</w:t>
-      </w:r>
-    </w:p>
-    <w:p>
-      <w:pPr>
-        <w:spacing w:after="0" w:before="0"/>
+        <w:spacing w:after="120" w:before="0"/>
         <w:jc w:val="center"/>
       </w:pPr>
       <w:r>
@@ -102,22 +87,7 @@
     </w:p>
     <w:p>
       <w:pPr>
-        <w:spacing w:after="0" w:before="0"/>
-        <w:jc w:val="center"/>
-      </w:pPr>
-      <w:r>
-        <w:rPr>
-          <w:b/>
-          <w:i w:val="0"/>
-          <w:sz w:val="24"/>
-          <w:u w:val="none"/>
-        </w:rPr>
-        <w:t>5th Meeting of the Industrial Advisory Panel (IAP)</w:t>
-      </w:r>
-    </w:p>
-    <w:p>
-      <w:pPr>
-        <w:spacing w:after="160" w:before="80"/>
+        <w:spacing w:after="120" w:before="0"/>
         <w:jc w:val="center"/>
       </w:pPr>
       <w:r>
@@ -127,82 +97,12 @@
           <w:sz w:val="26"/>
           <w:u w:val="single"/>
         </w:rPr>
-        <w:t>Meeting Minutes</w:t>
+        <w:t>Proceedings of the 5th Meeting with the Industrial Advisory Panel</w:t>
       </w:r>
     </w:p>
     <w:p>
       <w:pPr>
-        <w:tabs>
-          <w:tab w:pos="1984" w:val="left"/>
-        </w:tabs>
-        <w:spacing w:after="0" w:before="0"/>
-      </w:pPr>
-      <w:r>
-        <w:t>Venue</w:t>
-        <w:tab/>
-        <w:t>: Conference Room, Department of ICE</w:t>
-      </w:r>
-    </w:p>
-    <w:p>
-      <w:pPr>
-        <w:tabs>
-          <w:tab w:pos="1984" w:val="left"/>
-        </w:tabs>
-        <w:spacing w:after="0" w:before="0"/>
-      </w:pPr>
-      <w:r>
-        <w:t>Date</w:t>
-        <w:tab/>
-        <w:t>: 22nd February, 2025</w:t>
-      </w:r>
-    </w:p>
-    <w:p>
-      <w:pPr>
-        <w:tabs>
-          <w:tab w:pos="1984" w:val="left"/>
-        </w:tabs>
-        <w:spacing w:after="0" w:before="0"/>
-      </w:pPr>
-      <w:r>
-        <w:t>Day</w:t>
-        <w:tab/>
-        <w:t>: Saturday</w:t>
-      </w:r>
-    </w:p>
-    <w:p>
-      <w:pPr>
-        <w:tabs>
-          <w:tab w:pos="1984" w:val="left"/>
-        </w:tabs>
-        <w:spacing w:after="0" w:before="0"/>
-      </w:pPr>
-      <w:r>
-        <w:t>Starting Time</w:t>
-        <w:tab/>
-        <w:t>: 11:00 AM</w:t>
-      </w:r>
-    </w:p>
-    <w:p>
-      <w:pPr>
-        <w:tabs>
-          <w:tab w:pos="1984" w:val="left"/>
-        </w:tabs>
-        <w:spacing w:after="0" w:before="0"/>
-      </w:pPr>
-      <w:r>
-        <w:t>Ending Time</w:t>
-        <w:tab/>
-        <w:t>: ____________</w:t>
-      </w:r>
-    </w:p>
-    <w:p>
-      <w:pPr>
-        <w:spacing w:after="120" w:before="0"/>
-      </w:pPr>
-    </w:p>
-    <w:p>
-      <w:pPr>
-        <w:spacing w:after="160" w:before="0"/>
+        <w:spacing w:after="80" w:before="0"/>
         <w:jc w:val="both"/>
       </w:pPr>
       <w:r>
@@ -212,40 +112,69 @@
           <w:sz w:val="24"/>
           <w:u w:val="none"/>
         </w:rPr>
-        <w:t>The 5th meeting of the Industrial Advisory Panel (IAP) of the Department of Information and Communication Engineering (ICE) was held on 22nd February, 2025 at the Conference Room, Department of ICE. The meeting was presided over by Md. Taslim Arefin, Associate Professor and Head, Department of ICE.</w:t>
+        <w:t>A meeting of the Department of Information and Communication Engineering with the members of the Industrial Advisory Panel was held as per the following schedule:</w:t>
       </w:r>
     </w:p>
     <w:p>
       <w:pPr>
-        <w:spacing w:after="40" w:before="0"/>
+        <w:spacing w:after="0" w:before="0"/>
       </w:pPr>
       <w:r>
         <w:rPr>
           <w:b/>
-          <w:i w:val="0"/>
-          <w:sz w:val="24"/>
-          <w:u w:val="none"/>
         </w:rPr>
-        <w:t>Members of the Industrial Advisory Panel present:</w:t>
+        <w:t xml:space="preserve">Date: </w:t>
+      </w:r>
+      <w:r>
+        <w:t>22nd February, 2025 (Saturday)</w:t>
       </w:r>
     </w:p>
     <w:p>
       <w:pPr>
-        <w:spacing w:after="40" w:before="0"/>
+        <w:spacing w:after="0" w:before="0"/>
       </w:pPr>
       <w:r>
         <w:rPr>
-          <w:b w:val="0"/>
-          <w:i/>
-          <w:sz w:val="20"/>
-          <w:u w:val="none"/>
+          <w:b/>
         </w:rPr>
-        <w:t>(as per the signed attendance sheet)</w:t>
+        <w:t xml:space="preserve">Time: </w:t>
+      </w:r>
+      <w:r>
+        <w:t>11.00 am</w:t>
       </w:r>
     </w:p>
     <w:p>
       <w:pPr>
-        <w:spacing w:after="40" w:before="0"/>
+        <w:spacing w:after="0" w:before="0"/>
+      </w:pPr>
+      <w:r>
+        <w:rPr>
+          <w:b/>
+        </w:rPr>
+        <w:t xml:space="preserve">Venue: </w:t>
+      </w:r>
+      <w:r>
+        <w:t>Conference Room, Department of ICE</w:t>
+      </w:r>
+    </w:p>
+    <w:p>
+      <w:pPr>
+        <w:spacing w:after="0" w:before="0"/>
+      </w:pPr>
+      <w:r>
+        <w:rPr>
+          <w:b/>
+        </w:rPr>
+        <w:t xml:space="preserve">Chair: </w:t>
+      </w:r>
+      <w:r>
+        <w:t>Head, Department of ICE</w:t>
+      </w:r>
+    </w:p>
+    <w:p>
+      <w:pPr>
+        <w:spacing w:after="80" w:before="80"/>
+        <w:jc w:val="both"/>
       </w:pPr>
       <w:r>
         <w:rPr>
@@ -254,147 +183,7 @@
           <w:sz w:val="24"/>
           <w:u w:val="none"/>
         </w:rPr>
-        <w:t>1.  ____________________________________________________________</w:t>
-      </w:r>
-    </w:p>
-    <w:p>
-      <w:pPr>
-        <w:spacing w:after="40" w:before="0"/>
-      </w:pPr>
-      <w:r>
-        <w:rPr>
-          <w:b w:val="0"/>
-          <w:i w:val="0"/>
-          <w:sz w:val="24"/>
-          <w:u w:val="none"/>
-        </w:rPr>
-        <w:t>2.  ____________________________________________________________</w:t>
-      </w:r>
-    </w:p>
-    <w:p>
-      <w:pPr>
-        <w:spacing w:after="40" w:before="0"/>
-      </w:pPr>
-      <w:r>
-        <w:rPr>
-          <w:b w:val="0"/>
-          <w:i w:val="0"/>
-          <w:sz w:val="24"/>
-          <w:u w:val="none"/>
-        </w:rPr>
-        <w:t>3.  ____________________________________________________________</w:t>
-      </w:r>
-    </w:p>
-    <w:p>
-      <w:pPr>
-        <w:spacing w:after="40" w:before="0"/>
-      </w:pPr>
-      <w:r>
-        <w:rPr>
-          <w:b w:val="0"/>
-          <w:i w:val="0"/>
-          <w:sz w:val="24"/>
-          <w:u w:val="none"/>
-        </w:rPr>
-        <w:t>4.  ____________________________________________________________</w:t>
-      </w:r>
-    </w:p>
-    <w:p>
-      <w:pPr>
-        <w:spacing w:after="40" w:before="120"/>
-      </w:pPr>
-      <w:r>
-        <w:rPr>
-          <w:b/>
-          <w:i w:val="0"/>
-          <w:sz w:val="24"/>
-          <w:u w:val="none"/>
-        </w:rPr>
-        <w:t>Faculty members of the Department of ICE present:</w:t>
-      </w:r>
-    </w:p>
-    <w:p>
-      <w:pPr>
-        <w:spacing w:after="40" w:before="0"/>
-      </w:pPr>
-      <w:r>
-        <w:rPr>
-          <w:b w:val="0"/>
-          <w:i/>
-          <w:sz w:val="20"/>
-          <w:u w:val="none"/>
-        </w:rPr>
-        <w:t>(as per the signed attendance sheet)</w:t>
-      </w:r>
-    </w:p>
-    <w:p>
-      <w:pPr>
-        <w:spacing w:after="40" w:before="0"/>
-      </w:pPr>
-      <w:r>
-        <w:rPr>
-          <w:b w:val="0"/>
-          <w:i w:val="0"/>
-          <w:sz w:val="24"/>
-          <w:u w:val="none"/>
-        </w:rPr>
-        <w:t>1.  ____________________________________________________________</w:t>
-      </w:r>
-    </w:p>
-    <w:p>
-      <w:pPr>
-        <w:spacing w:after="40" w:before="0"/>
-      </w:pPr>
-      <w:r>
-        <w:rPr>
-          <w:b w:val="0"/>
-          <w:i w:val="0"/>
-          <w:sz w:val="24"/>
-          <w:u w:val="none"/>
-        </w:rPr>
-        <w:t>2.  ____________________________________________________________</w:t>
-      </w:r>
-    </w:p>
-    <w:p>
-      <w:pPr>
-        <w:spacing w:after="40" w:before="0"/>
-      </w:pPr>
-      <w:r>
-        <w:rPr>
-          <w:b w:val="0"/>
-          <w:i w:val="0"/>
-          <w:sz w:val="24"/>
-          <w:u w:val="none"/>
-        </w:rPr>
-        <w:t>3.  ____________________________________________________________</w:t>
-      </w:r>
-    </w:p>
-    <w:p>
-      <w:pPr>
-        <w:spacing w:after="40" w:before="0"/>
-      </w:pPr>
-      <w:r>
-        <w:rPr>
-          <w:b w:val="0"/>
-          <w:i w:val="0"/>
-          <w:sz w:val="24"/>
-          <w:u w:val="none"/>
-        </w:rPr>
-        <w:t>4.  ____________________________________________________________</w:t>
-      </w:r>
-    </w:p>
-    <w:p>
-      <w:pPr>
-        <w:spacing w:after="80" w:before="200"/>
-      </w:pPr>
-      <w:r>
-        <w:rPr>
-          <w:b/>
-          <w:i w:val="0"/>
-          <w:sz w:val="24"/>
-          <w:u w:val="none"/>
-        </w:rPr>
-        <w:t>Agenda, Discussion and Decisions</w:t>
+        <w:t>The meeting commenced with a warm welcome from the Head of the Department, who thanked all industry experts for their valuable time and continuous support in strengthening academia-industry collaboration. The following agenda items were discussed in detail, and the corresponding decisions and responsibilities were recorded as follows:</w:t>
       </w:r>
     </w:p>
     <w:tbl>
@@ -406,16 +195,15 @@
         <w:tblLook w:firstColumn="1" w:firstRow="1" w:lastColumn="0" w:lastRow="0" w:noHBand="0" w:noVBand="1" w:val="04A0"/>
       </w:tblPr>
       <w:tblGrid>
-        <w:gridCol w:w="510"/>
-        <w:gridCol w:w="2381"/>
-        <w:gridCol w:w="3175"/>
+        <w:gridCol w:w="850"/>
         <w:gridCol w:w="2154"/>
-        <w:gridCol w:w="1701"/>
+        <w:gridCol w:w="5216"/>
+        <w:gridCol w:w="1928"/>
       </w:tblGrid>
       <w:tr>
         <w:tc>
           <w:tcPr>
-            <w:tcW w:type="dxa" w:w="510"/>
+            <w:tcW w:type="dxa" w:w="850"/>
             <w:shd w:val="clear" w:color="auto" w:fill="D9D9D9"/>
           </w:tcPr>
           <w:p>
@@ -428,13 +216,13 @@
                 <w:b/>
                 <w:sz w:val="20"/>
               </w:rPr>
-              <w:t>SL</w:t>
+              <w:t>Serial No.</w:t>
             </w:r>
           </w:p>
         </w:tc>
         <w:tc>
           <w:tcPr>
-            <w:tcW w:type="dxa" w:w="2381"/>
+            <w:tcW w:type="dxa" w:w="2154"/>
             <w:shd w:val="clear" w:color="auto" w:fill="D9D9D9"/>
           </w:tcPr>
           <w:p>
@@ -453,26 +241,7 @@
         </w:tc>
         <w:tc>
           <w:tcPr>
-            <w:tcW w:type="dxa" w:w="3175"/>
-            <w:shd w:val="clear" w:color="auto" w:fill="D9D9D9"/>
-          </w:tcPr>
-          <w:p>
-            <w:pPr>
-              <w:jc w:val="center"/>
-            </w:pPr>
-            <w:r/>
-            <w:r>
-              <w:rPr>
-                <w:b/>
-                <w:sz w:val="20"/>
-              </w:rPr>
-              <w:t>Discussion / Suggestions of IAP</w:t>
-            </w:r>
-          </w:p>
-        </w:tc>
-        <w:tc>
-          <w:tcPr>
-            <w:tcW w:type="dxa" w:w="2154"/>
+            <w:tcW w:type="dxa" w:w="5216"/>
             <w:shd w:val="clear" w:color="auto" w:fill="D9D9D9"/>
           </w:tcPr>
           <w:p>
@@ -491,7 +260,7 @@
         </w:tc>
         <w:tc>
           <w:tcPr>
-            <w:tcW w:type="dxa" w:w="1701"/>
+            <w:tcW w:type="dxa" w:w="1928"/>
             <w:shd w:val="clear" w:color="auto" w:fill="D9D9D9"/>
           </w:tcPr>
           <w:p>
@@ -504,18 +273,15 @@
                 <w:b/>
                 <w:sz w:val="20"/>
               </w:rPr>
-              <w:t>Responsibility</w:t>
+              <w:t>Responsible</w:t>
             </w:r>
           </w:p>
         </w:tc>
       </w:tr>
       <w:tr>
-        <w:trPr>
-          <w:trHeight w:val="1020" w:hRule="atLeast"/>
-        </w:trPr>
         <w:tc>
           <w:tcPr>
-            <w:tcW w:type="dxa" w:w="510"/>
+            <w:tcW w:type="dxa" w:w="850"/>
           </w:tcPr>
           <w:p>
             <w:r/>
@@ -523,34 +289,7 @@
               <w:rPr>
                 <w:sz w:val="20"/>
               </w:rPr>
-              <w:t>1</w:t>
-            </w:r>
-          </w:p>
-        </w:tc>
-        <w:tc>
-          <w:tcPr>
-            <w:tcW w:type="dxa" w:w="2381"/>
-          </w:tcPr>
-          <w:p>
-            <w:r/>
-            <w:r>
-              <w:rPr>
-                <w:sz w:val="20"/>
-              </w:rPr>
-              <w:t>Welcome of the newly included members of the Industrial Advisory Panel</w:t>
-            </w:r>
-          </w:p>
-        </w:tc>
-        <w:tc>
-          <w:tcPr>
-            <w:tcW w:type="dxa" w:w="3175"/>
-          </w:tcPr>
-          <w:p>
-            <w:r/>
-            <w:r>
-              <w:rPr>
-                <w:sz w:val="20"/>
-              </w:rPr>
+              <w:t>01</w:t>
             </w:r>
           </w:p>
         </w:tc>
@@ -564,12 +303,13 @@
               <w:rPr>
                 <w:sz w:val="20"/>
               </w:rPr>
+              <w:t>Welcome of the Newly Included Members</w:t>
             </w:r>
           </w:p>
         </w:tc>
         <w:tc>
           <w:tcPr>
-            <w:tcW w:type="dxa" w:w="1701"/>
+            <w:tcW w:type="dxa" w:w="5216"/>
           </w:tcPr>
           <w:p>
             <w:r/>
@@ -577,17 +317,13 @@
               <w:rPr>
                 <w:sz w:val="20"/>
               </w:rPr>
+              <w:t>The Head welcomed the newly included members of the panel from Summit Communications Ltd. and BRAC Bank PLC and briefed them on the Terms of Reference.</w:t>
             </w:r>
           </w:p>
         </w:tc>
-      </w:tr>
-      <w:tr>
-        <w:trPr>
-          <w:trHeight w:val="1020" w:hRule="atLeast"/>
-        </w:trPr>
         <w:tc>
           <w:tcPr>
-            <w:tcW w:type="dxa" w:w="510"/>
+            <w:tcW w:type="dxa" w:w="1928"/>
           </w:tcPr>
           <w:p>
             <w:r/>
@@ -595,13 +331,15 @@
               <w:rPr>
                 <w:sz w:val="20"/>
               </w:rPr>
-              <w:t>2</w:t>
+              <w:t>Head, Department of ICE</w:t>
             </w:r>
           </w:p>
         </w:tc>
+      </w:tr>
+      <w:tr>
         <w:tc>
           <w:tcPr>
-            <w:tcW w:type="dxa" w:w="2381"/>
+            <w:tcW w:type="dxa" w:w="850"/>
           </w:tcPr>
           <w:p>
             <w:r/>
@@ -609,20 +347,7 @@
               <w:rPr>
                 <w:sz w:val="20"/>
               </w:rPr>
-              <w:t>Confirmation of the minutes of the previous meeting and action taken</w:t>
-            </w:r>
-          </w:p>
-        </w:tc>
-        <w:tc>
-          <w:tcPr>
-            <w:tcW w:type="dxa" w:w="3175"/>
-          </w:tcPr>
-          <w:p>
-            <w:r/>
-            <w:r>
-              <w:rPr>
-                <w:sz w:val="20"/>
-              </w:rPr>
+              <w:t>02</w:t>
             </w:r>
           </w:p>
         </w:tc>
@@ -636,12 +361,13 @@
               <w:rPr>
                 <w:sz w:val="20"/>
               </w:rPr>
+              <w:t>Confirmation of Previous Minutes and Action Taken</w:t>
             </w:r>
           </w:p>
         </w:tc>
         <w:tc>
           <w:tcPr>
-            <w:tcW w:type="dxa" w:w="1701"/>
+            <w:tcW w:type="dxa" w:w="5216"/>
           </w:tcPr>
           <w:p>
             <w:r/>
@@ -649,17 +375,13 @@
               <w:rPr>
                 <w:sz w:val="20"/>
               </w:rPr>
+              <w:t>The minutes of the 4th meeting were confirmed. The formation of the Syllabus Modification Committee was reported as action taken.</w:t>
             </w:r>
           </w:p>
         </w:tc>
-      </w:tr>
-      <w:tr>
-        <w:trPr>
-          <w:trHeight w:val="1020" w:hRule="atLeast"/>
-        </w:trPr>
         <w:tc>
           <w:tcPr>
-            <w:tcW w:type="dxa" w:w="510"/>
+            <w:tcW w:type="dxa" w:w="1928"/>
           </w:tcPr>
           <w:p>
             <w:r/>
@@ -667,13 +389,15 @@
               <w:rPr>
                 <w:sz w:val="20"/>
               </w:rPr>
-              <w:t>3</w:t>
+              <w:t>Head, Department of ICE</w:t>
             </w:r>
           </w:p>
         </w:tc>
+      </w:tr>
+      <w:tr>
         <w:tc>
           <w:tcPr>
-            <w:tcW w:type="dxa" w:w="2381"/>
+            <w:tcW w:type="dxa" w:w="850"/>
           </w:tcPr>
           <w:p>
             <w:r/>
@@ -681,20 +405,7 @@
               <w:rPr>
                 <w:sz w:val="20"/>
               </w:rPr>
-              <w:t>Curriculum development: industry input on the syllabus modification</w:t>
-            </w:r>
-          </w:p>
-        </w:tc>
-        <w:tc>
-          <w:tcPr>
-            <w:tcW w:type="dxa" w:w="3175"/>
-          </w:tcPr>
-          <w:p>
-            <w:r/>
-            <w:r>
-              <w:rPr>
-                <w:sz w:val="20"/>
-              </w:rPr>
+              <w:t>03</w:t>
             </w:r>
           </w:p>
         </w:tc>
@@ -708,12 +419,13 @@
               <w:rPr>
                 <w:sz w:val="20"/>
               </w:rPr>
+              <w:t>Industry Input on the Syllabus Modification</w:t>
             </w:r>
           </w:p>
         </w:tc>
         <w:tc>
           <w:tcPr>
-            <w:tcW w:type="dxa" w:w="1701"/>
+            <w:tcW w:type="dxa" w:w="5216"/>
           </w:tcPr>
           <w:p>
             <w:r/>
@@ -721,17 +433,13 @@
               <w:rPr>
                 <w:sz w:val="20"/>
               </w:rPr>
+              <w:t>The Syllabus Modification Committee presented the proposed revision. Panel members will provide written feedback through the curriculum review form.</w:t>
             </w:r>
           </w:p>
         </w:tc>
-      </w:tr>
-      <w:tr>
-        <w:trPr>
-          <w:trHeight w:val="1020" w:hRule="atLeast"/>
-        </w:trPr>
         <w:tc>
           <w:tcPr>
-            <w:tcW w:type="dxa" w:w="510"/>
+            <w:tcW w:type="dxa" w:w="1928"/>
           </w:tcPr>
           <w:p>
             <w:r/>
@@ -739,13 +447,15 @@
               <w:rPr>
                 <w:sz w:val="20"/>
               </w:rPr>
-              <w:t>4</w:t>
+              <w:t>Syllabus Modification Committee / IAP Members</w:t>
             </w:r>
           </w:p>
         </w:tc>
+      </w:tr>
+      <w:tr>
         <w:tc>
           <w:tcPr>
-            <w:tcW w:type="dxa" w:w="2381"/>
+            <w:tcW w:type="dxa" w:w="850"/>
           </w:tcPr>
           <w:p>
             <w:r/>
@@ -753,20 +463,7 @@
               <w:rPr>
                 <w:sz w:val="20"/>
               </w:rPr>
-              <w:t>Review of existing lab equipment and recommendations</w:t>
-            </w:r>
-          </w:p>
-        </w:tc>
-        <w:tc>
-          <w:tcPr>
-            <w:tcW w:type="dxa" w:w="3175"/>
-          </w:tcPr>
-          <w:p>
-            <w:r/>
-            <w:r>
-              <w:rPr>
-                <w:sz w:val="20"/>
-              </w:rPr>
+              <w:t>04</w:t>
             </w:r>
           </w:p>
         </w:tc>
@@ -780,12 +477,13 @@
               <w:rPr>
                 <w:sz w:val="20"/>
               </w:rPr>
+              <w:t>Review of Existing Lab Equipment</w:t>
             </w:r>
           </w:p>
         </w:tc>
         <w:tc>
           <w:tcPr>
-            <w:tcW w:type="dxa" w:w="1701"/>
+            <w:tcW w:type="dxa" w:w="5216"/>
           </w:tcPr>
           <w:p>
             <w:r/>
@@ -793,17 +491,13 @@
               <w:rPr>
                 <w:sz w:val="20"/>
               </w:rPr>
+              <w:t>The existing lab equipment will be reviewed by the Lab Equipment Review Committee, including external members, and a plan for purchasing new equipment will be prepared.</w:t>
             </w:r>
           </w:p>
         </w:tc>
-      </w:tr>
-      <w:tr>
-        <w:trPr>
-          <w:trHeight w:val="1020" w:hRule="atLeast"/>
-        </w:trPr>
         <w:tc>
           <w:tcPr>
-            <w:tcW w:type="dxa" w:w="510"/>
+            <w:tcW w:type="dxa" w:w="1928"/>
           </w:tcPr>
           <w:p>
             <w:r/>
@@ -811,13 +505,15 @@
               <w:rPr>
                 <w:sz w:val="20"/>
               </w:rPr>
-              <w:t>5</w:t>
+              <w:t>Head / Lab Equipment Review Committee</w:t>
             </w:r>
           </w:p>
         </w:tc>
+      </w:tr>
+      <w:tr>
         <w:tc>
           <w:tcPr>
-            <w:tcW w:type="dxa" w:w="2381"/>
+            <w:tcW w:type="dxa" w:w="850"/>
           </w:tcPr>
           <w:p>
             <w:r/>
@@ -825,20 +521,7 @@
               <w:rPr>
                 <w:sz w:val="20"/>
               </w:rPr>
-              <w:t>Industrial visit, industrial attachments and micro credential course</w:t>
-            </w:r>
-          </w:p>
-        </w:tc>
-        <w:tc>
-          <w:tcPr>
-            <w:tcW w:type="dxa" w:w="3175"/>
-          </w:tcPr>
-          <w:p>
-            <w:r/>
-            <w:r>
-              <w:rPr>
-                <w:sz w:val="20"/>
-              </w:rPr>
+              <w:t>05</w:t>
             </w:r>
           </w:p>
         </w:tc>
@@ -852,12 +535,13 @@
               <w:rPr>
                 <w:sz w:val="20"/>
               </w:rPr>
+              <w:t>Industrial Visit, Industrial Attachments and Micro Credential Course</w:t>
             </w:r>
           </w:p>
         </w:tc>
         <w:tc>
           <w:tcPr>
-            <w:tcW w:type="dxa" w:w="1701"/>
+            <w:tcW w:type="dxa" w:w="5216"/>
           </w:tcPr>
           <w:p>
             <w:r/>
@@ -865,17 +549,13 @@
               <w:rPr>
                 <w:sz w:val="20"/>
               </w:rPr>
+              <w:t>Industrial visits and attachments will continue with partner organizations. Micro credential courses will be arranged with the support of panel members.</w:t>
             </w:r>
           </w:p>
         </w:tc>
-      </w:tr>
-      <w:tr>
-        <w:trPr>
-          <w:trHeight w:val="1020" w:hRule="atLeast"/>
-        </w:trPr>
         <w:tc>
           <w:tcPr>
-            <w:tcW w:type="dxa" w:w="510"/>
+            <w:tcW w:type="dxa" w:w="1928"/>
           </w:tcPr>
           <w:p>
             <w:r/>
@@ -883,13 +563,15 @@
               <w:rPr>
                 <w:sz w:val="20"/>
               </w:rPr>
-              <w:t>6</w:t>
+              <w:t>Industrial Convener / IAP Members</w:t>
             </w:r>
           </w:p>
         </w:tc>
+      </w:tr>
+      <w:tr>
         <w:tc>
           <w:tcPr>
-            <w:tcW w:type="dxa" w:w="2381"/>
+            <w:tcW w:type="dxa" w:w="850"/>
           </w:tcPr>
           <w:p>
             <w:r/>
@@ -897,20 +579,7 @@
               <w:rPr>
                 <w:sz w:val="20"/>
               </w:rPr>
-              <w:t>Capstone project</w:t>
-            </w:r>
-          </w:p>
-        </w:tc>
-        <w:tc>
-          <w:tcPr>
-            <w:tcW w:type="dxa" w:w="3175"/>
-          </w:tcPr>
-          <w:p>
-            <w:r/>
-            <w:r>
-              <w:rPr>
-                <w:sz w:val="20"/>
-              </w:rPr>
+              <w:t>06</w:t>
             </w:r>
           </w:p>
         </w:tc>
@@ -924,12 +593,13 @@
               <w:rPr>
                 <w:sz w:val="20"/>
               </w:rPr>
+              <w:t>Capstone Project</w:t>
             </w:r>
           </w:p>
         </w:tc>
         <w:tc>
           <w:tcPr>
-            <w:tcW w:type="dxa" w:w="1701"/>
+            <w:tcW w:type="dxa" w:w="5216"/>
           </w:tcPr>
           <w:p>
             <w:r/>
@@ -937,17 +607,13 @@
               <w:rPr>
                 <w:sz w:val="20"/>
               </w:rPr>
+              <w:t>Industry co-supervision of capstone projects will continue. Selected projects will be showcased on Engineers Day (May 7, 2025).</w:t>
             </w:r>
           </w:p>
         </w:tc>
-      </w:tr>
-      <w:tr>
-        <w:trPr>
-          <w:trHeight w:val="1020" w:hRule="atLeast"/>
-        </w:trPr>
         <w:tc>
           <w:tcPr>
-            <w:tcW w:type="dxa" w:w="510"/>
+            <w:tcW w:type="dxa" w:w="1928"/>
           </w:tcPr>
           <w:p>
             <w:r/>
@@ -955,13 +621,29 @@
               <w:rPr>
                 <w:sz w:val="20"/>
               </w:rPr>
-              <w:t>7</w:t>
+              <w:t>Project Supervisors</w:t>
+            </w:r>
+          </w:p>
+        </w:tc>
+      </w:tr>
+      <w:tr>
+        <w:tc>
+          <w:tcPr>
+            <w:tcW w:type="dxa" w:w="850"/>
+          </w:tcPr>
+          <w:p>
+            <w:r/>
+            <w:r>
+              <w:rPr>
+                <w:sz w:val="20"/>
+              </w:rPr>
+              <w:t>07</w:t>
             </w:r>
           </w:p>
         </w:tc>
         <w:tc>
           <w:tcPr>
-            <w:tcW w:type="dxa" w:w="2381"/>
+            <w:tcW w:type="dxa" w:w="2154"/>
           </w:tcPr>
           <w:p>
             <w:r/>
@@ -975,7 +657,7 @@
         </w:tc>
         <w:tc>
           <w:tcPr>
-            <w:tcW w:type="dxa" w:w="3175"/>
+            <w:tcW w:type="dxa" w:w="5216"/>
           </w:tcPr>
           <w:p>
             <w:r/>
@@ -983,12 +665,13 @@
               <w:rPr>
                 <w:sz w:val="20"/>
               </w:rPr>
+              <w:t>The next meeting of the panel will be held in the Fall 2025 semester.</w:t>
             </w:r>
           </w:p>
         </w:tc>
         <w:tc>
           <w:tcPr>
-            <w:tcW w:type="dxa" w:w="2154"/>
+            <w:tcW w:type="dxa" w:w="1928"/>
           </w:tcPr>
           <w:p>
             <w:r/>
@@ -996,19 +679,7 @@
               <w:rPr>
                 <w:sz w:val="20"/>
               </w:rPr>
-            </w:r>
-          </w:p>
-        </w:tc>
-        <w:tc>
-          <w:tcPr>
-            <w:tcW w:type="dxa" w:w="1701"/>
-          </w:tcPr>
-          <w:p>
-            <w:r/>
-            <w:r>
-              <w:rPr>
-                <w:sz w:val="20"/>
-              </w:rPr>
+              <w:t>Head, Department of ICE</w:t>
             </w:r>
           </w:p>
         </w:tc>
@@ -1016,7 +687,7 @@
     </w:tbl>
     <w:p>
       <w:pPr>
-        <w:spacing w:after="480" w:before="200"/>
+        <w:spacing w:after="320" w:before="160"/>
         <w:jc w:val="both"/>
       </w:pPr>
       <w:r>
@@ -1026,186 +697,84 @@
           <w:sz w:val="24"/>
           <w:u w:val="none"/>
         </w:rPr>
-        <w:t>As there was no other issue to discuss, the meeting ended with a vote of thanks to all the members present.</w:t>
+        <w:t>As there were no other issues to discuss, the Head declared the meeting closed with a vote of thanks to all members present.</w:t>
       </w:r>
     </w:p>
-    <w:tbl>
-      <w:tblPr>
-        <w:tblW w:type="auto" w:w="0"/>
-        <w:jc w:val="center"/>
-        <w:tblLook w:firstColumn="1" w:firstRow="1" w:lastColumn="0" w:lastRow="0" w:noHBand="0" w:noVBand="1" w:val="04A0"/>
-      </w:tblPr>
-      <w:tblGrid>
-        <w:gridCol w:w="4968"/>
-        <w:gridCol w:w="4968"/>
-      </w:tblGrid>
-      <w:tr>
-        <w:tc>
-          <w:tcPr>
-            <w:tcW w:type="dxa" w:w="4968"/>
-          </w:tcPr>
-          <w:p>
-            <w:pPr>
-              <w:jc w:val="center"/>
-            </w:pPr>
-            <w:r/>
-            <w:r>
-              <w:rPr>
-                <w:b/>
-              </w:rPr>
-              <w:t>Prepared By</w:t>
-            </w:r>
-          </w:p>
-          <w:p>
-            <w:pPr>
-              <w:jc w:val="center"/>
-            </w:pPr>
-          </w:p>
-          <w:p>
-            <w:pPr>
-              <w:jc w:val="center"/>
-            </w:pPr>
-          </w:p>
-          <w:p>
-            <w:pPr>
-              <w:jc w:val="center"/>
-            </w:pPr>
-            <w:r>
-              <w:rPr>
-                <w:b w:val="0"/>
-              </w:rPr>
-              <w:t>_______________________</w:t>
-            </w:r>
-          </w:p>
-          <w:p>
-            <w:pPr>
-              <w:jc w:val="center"/>
-            </w:pPr>
-            <w:r>
-              <w:rPr>
-                <w:b/>
-              </w:rPr>
-              <w:t>Md. Shahidul Islam Shimul</w:t>
-            </w:r>
-          </w:p>
-          <w:p>
-            <w:pPr>
-              <w:jc w:val="center"/>
-            </w:pPr>
-            <w:r>
-              <w:rPr>
-                <w:b w:val="0"/>
-              </w:rPr>
-              <w:t>Assistant Coordination Officer</w:t>
-            </w:r>
-          </w:p>
-          <w:p>
-            <w:pPr>
-              <w:jc w:val="center"/>
-            </w:pPr>
-            <w:r>
-              <w:rPr>
-                <w:b w:val="0"/>
-              </w:rPr>
-              <w:t>Department of ICE</w:t>
-            </w:r>
-          </w:p>
-          <w:p>
-            <w:pPr>
-              <w:jc w:val="center"/>
-            </w:pPr>
-            <w:r>
-              <w:rPr>
-                <w:b w:val="0"/>
-              </w:rPr>
-              <w:t>Daffodil International University</w:t>
-            </w:r>
-          </w:p>
-        </w:tc>
-        <w:tc>
-          <w:tcPr>
-            <w:tcW w:type="dxa" w:w="4968"/>
-          </w:tcPr>
-          <w:p>
-            <w:pPr>
-              <w:jc w:val="center"/>
-            </w:pPr>
-            <w:r/>
-            <w:r>
-              <w:rPr>
-                <w:b/>
-              </w:rPr>
-              <w:t>Approved By</w:t>
-            </w:r>
-          </w:p>
-          <w:p>
-            <w:pPr>
-              <w:jc w:val="center"/>
-            </w:pPr>
-          </w:p>
-          <w:p>
-            <w:pPr>
-              <w:jc w:val="center"/>
-            </w:pPr>
-          </w:p>
-          <w:p>
-            <w:pPr>
-              <w:jc w:val="center"/>
-            </w:pPr>
-            <w:r>
-              <w:rPr>
-                <w:b w:val="0"/>
-              </w:rPr>
-              <w:t>_______________________</w:t>
-            </w:r>
-          </w:p>
-          <w:p>
-            <w:pPr>
-              <w:jc w:val="center"/>
-            </w:pPr>
-            <w:r>
-              <w:rPr>
-                <w:b/>
-              </w:rPr>
-              <w:t>Md. Taslim Arefin</w:t>
-            </w:r>
-          </w:p>
-          <w:p>
-            <w:pPr>
-              <w:jc w:val="center"/>
-            </w:pPr>
-            <w:r>
-              <w:rPr>
-                <w:b w:val="0"/>
-              </w:rPr>
-              <w:t>Associate Professor &amp; Head</w:t>
-            </w:r>
-          </w:p>
-          <w:p>
-            <w:pPr>
-              <w:jc w:val="center"/>
-            </w:pPr>
-            <w:r>
-              <w:rPr>
-                <w:b w:val="0"/>
-              </w:rPr>
-              <w:t>Department of ICE</w:t>
-            </w:r>
-          </w:p>
-          <w:p>
-            <w:pPr>
-              <w:jc w:val="center"/>
-            </w:pPr>
-            <w:r>
-              <w:rPr>
-                <w:b w:val="0"/>
-              </w:rPr>
-              <w:t>Daffodil International University</w:t>
-            </w:r>
-          </w:p>
-        </w:tc>
-      </w:tr>
-    </w:tbl>
+    <w:p>
+      <w:pPr>
+        <w:spacing w:after="0" w:before="0"/>
+        <w:ind w:left="6048"/>
+      </w:pPr>
+      <w:r>
+        <w:rPr>
+          <w:b w:val="0"/>
+          <w:i w:val="0"/>
+          <w:sz w:val="24"/>
+          <w:u w:val="none"/>
+        </w:rPr>
+        <w:t>_______________________</w:t>
+      </w:r>
+    </w:p>
+    <w:p>
+      <w:pPr>
+        <w:spacing w:after="0" w:before="0"/>
+        <w:ind w:left="6048"/>
+      </w:pPr>
+      <w:r>
+        <w:rPr>
+          <w:b/>
+          <w:i w:val="0"/>
+          <w:sz w:val="24"/>
+          <w:u w:val="none"/>
+        </w:rPr>
+        <w:t>Md. Taslim Arefin</w:t>
+      </w:r>
+    </w:p>
+    <w:p>
+      <w:pPr>
+        <w:spacing w:after="0" w:before="0"/>
+        <w:ind w:left="6048"/>
+      </w:pPr>
+      <w:r>
+        <w:rPr>
+          <w:b w:val="0"/>
+          <w:i w:val="0"/>
+          <w:sz w:val="24"/>
+          <w:u w:val="none"/>
+        </w:rPr>
+        <w:t>Associate Professor &amp; Head</w:t>
+      </w:r>
+    </w:p>
+    <w:p>
+      <w:pPr>
+        <w:spacing w:after="0" w:before="0"/>
+        <w:ind w:left="6048"/>
+      </w:pPr>
+      <w:r>
+        <w:rPr>
+          <w:b w:val="0"/>
+          <w:i w:val="0"/>
+          <w:sz w:val="24"/>
+          <w:u w:val="none"/>
+        </w:rPr>
+        <w:t>Department of ICE</w:t>
+      </w:r>
+    </w:p>
+    <w:p>
+      <w:pPr>
+        <w:spacing w:after="0" w:before="0"/>
+        <w:ind w:left="6048"/>
+      </w:pPr>
+      <w:r>
+        <w:rPr>
+          <w:b w:val="0"/>
+          <w:i w:val="0"/>
+          <w:sz w:val="24"/>
+          <w:u w:val="none"/>
+        </w:rPr>
+        <w:t>Daffodil International University</w:t>
+      </w:r>
+    </w:p>
     <w:sectPr>
       <w:pgSz w:w="12240" w:h="15840"/>
       <w:pgMar w:top="720" w:right="1152" w:bottom="720" w:left="1152" w:header="720" w:footer="720" w:gutter="0"/>

--- a/All Annexure Citeria 10/10.1/Meeting-minutes-IAP/IAP_Meeting_Minutes_05_2025_22nd_February_2025.docx
+++ b/All Annexure Citeria 10/10.1/Meeting-minutes-IAP/IAP_Meeting_Minutes_05_2025_22nd_February_2025.docx
@@ -97,7 +97,7 @@
           <w:sz w:val="26"/>
           <w:u w:val="single"/>
         </w:rPr>
-        <w:t>Proceedings of the 5th Meeting with the Industrial Advisory Panel</w:t>
+        <w:t>Proceedings of the Meeting with the Industrial Advisory Panel</w:t>
       </w:r>
     </w:p>
     <w:p>
@@ -375,7 +375,7 @@
               <w:rPr>
                 <w:sz w:val="20"/>
               </w:rPr>
-              <w:t>The minutes of the 4th meeting were confirmed. The formation of the Syllabus Modification Committee was reported as action taken.</w:t>
+              <w:t>The minutes of the previous meeting were confirmed. The formation of the Syllabus Modification Committee was reported as action taken.</w:t>
             </w:r>
           </w:p>
         </w:tc>
